--- a/pr-preview/pr-556/UCD-SeRG-Lab-Manual.docx
+++ b/pr-preview/pr-556/UCD-SeRG-Lab-Manual.docx
@@ -22170,13 +22170,16 @@
       <w:r>
         <w:t xml:space="preserve"> </w:t>
       </w:r>
-      <w:r>
-        <w:rPr>
-          <w:i/>
-          <w:iCs/>
-        </w:rPr>
-        <w:t xml:space="preserve">Principles of Scientific Writing</w:t>
-      </w:r>
+      <w:hyperlink r:id="rId853">
+        <w:r>
+          <w:rPr>
+            <w:rStyle w:val="Hyperlink"/>
+            <w:i/>
+            <w:iCs/>
+          </w:rPr>
+          <w:t xml:space="preserve">Principles of Scientific Writing</w:t>
+        </w:r>
+      </w:hyperlink>
     </w:p>
     <w:p>
       <w:pPr>
@@ -28598,7 +28601,7 @@
         <w:t xml:space="preserve"> </w:t>
       </w:r>
       <w:r>
-        <w:t xml:space="preserve">2fdb631</w:t>
+        <w:t xml:space="preserve">d23afdb</w:t>
       </w:r>
     </w:p>
     <w:p>
@@ -28620,7 +28623,7 @@
         <w:t xml:space="preserve"> </w:t>
       </w:r>
       <w:r>
-        <w:t xml:space="preserve">2fdb63122d54cf83a30082b2c2b7052e7ca0097a</w:t>
+        <w:t xml:space="preserve">d23afdb7e35d78109e29722e032664ae9b22c9a8</w:t>
       </w:r>
     </w:p>
     <w:p>
@@ -28642,7 +28645,7 @@
         <w:t xml:space="preserve"> </w:t>
       </w:r>
       <w:r>
-        <w:t xml:space="preserve">2026-10-12 06:50:43 +0000</w:t>
+        <w:t xml:space="preserve">2026-10-12 06:55:22 +0000</w:t>
       </w:r>
     </w:p>
     <w:p>
